--- a/samples/sample-Word.docx
+++ b/samples/sample-Word.docx
@@ -38,14 +38,14 @@
           <w:rFonts w:ascii="NanGuo Heiti Pinyin 1" w:eastAsia="NanGuo Heiti Pinyin 1" w:hAnsi="NanGuo Heiti Pinyin 1"/>
           <w:u w:val="single"/>
         </w:rPr>
-        <w:t>呵和啊哪差恶着与么得中长三不</w:t>
+        <w:t>银行</w:t>
       </w:r>
       <w:r>
         <w:rPr>
           <w:rFonts w:ascii="NanGuo Heiti Pinyin 1" w:eastAsia="NanGuo Heiti Pinyin 1" w:hAnsi="NanGuo Heiti Pinyin 1"/>
           <w:u w:val="single"/>
         </w:rPr>
-        <w:t>床装</w:t>
+        <w:t>了解衣服呵和啊哪差恶着与么得中长三不床装</w:t>
       </w:r>
     </w:p>
     <w:p>
@@ -58,42 +58,40 @@
           <w:u w:val="single"/>
         </w:rPr>
       </w:pPr>
-      <w:proofErr w:type="spellStart"/>
       <w:r>
         <w:rPr>
           <w:rFonts w:ascii="NanGuo Songti Pinyin 1" w:eastAsia="NanGuo Songti Pinyin 1" w:hAnsi="NanGuo Songti Pinyin 1"/>
           <w:u w:val="single"/>
         </w:rPr>
-        <w:t>Songti</w:t>
-      </w:r>
-      <w:proofErr w:type="spellEnd"/>
+        <w:t>Songti 1</w:t>
+      </w:r>
       <w:r>
         <w:rPr>
           <w:rFonts w:ascii="NanGuo Songti Pinyin 1" w:eastAsia="NanGuo Songti Pinyin 1" w:hAnsi="NanGuo Songti Pinyin 1"/>
           <w:u w:val="single"/>
         </w:rPr>
-        <w:t xml:space="preserve"> 1</w:t>
+        <w:t xml:space="preserve"> font:  </w:t>
       </w:r>
       <w:r>
         <w:rPr>
           <w:rFonts w:ascii="NanGuo Songti Pinyin 1" w:eastAsia="NanGuo Songti Pinyin 1" w:hAnsi="NanGuo Songti Pinyin 1"/>
           <w:u w:val="single"/>
         </w:rPr>
-        <w:t xml:space="preserve"> font:  </w:t>
+        <w:tab/>
+      </w:r>
+      <w:r>
+        <w:rPr>
+          <w:rFonts w:ascii="NanGuo Songti Pinyin 1" w:eastAsia="NanGuo Songti Pinyin 1" w:hAnsi="NanGuo Songti Pinyin 1" w:hint="eastAsia"/>
+          <w:u w:val="single"/>
+        </w:rPr>
+        <w:t>银行</w:t>
       </w:r>
       <w:r>
         <w:rPr>
           <w:rFonts w:ascii="NanGuo Songti Pinyin 1" w:eastAsia="NanGuo Songti Pinyin 1" w:hAnsi="NanGuo Songti Pinyin 1"/>
           <w:u w:val="single"/>
         </w:rPr>
-        <w:tab/>
-      </w:r>
-      <w:r>
-        <w:rPr>
-          <w:rFonts w:ascii="NanGuo Songti Pinyin 1" w:eastAsia="NanGuo Songti Pinyin 1" w:hAnsi="NanGuo Songti Pinyin 1"/>
-          <w:u w:val="single"/>
-        </w:rPr>
-        <w:t>呵和啊哪差恶着与么得中长三不床装</w:t>
+        <w:t>了解衣服呵和啊哪差恶着与么得中长三不床装</w:t>
       </w:r>
     </w:p>
     <w:p>
@@ -108,40 +106,17 @@
       </w:pPr>
       <w:r>
         <w:rPr>
-          <w:rFonts w:ascii="NanGuo Heiti Pinyin 1" w:eastAsia="NanGuo Heiti Pinyin 1" w:hAnsi="NanGuo Heiti Pinyin 1"/>
-          <w:u w:val="single"/>
-        </w:rPr>
-        <w:t xml:space="preserve">Heiti </w:t>
-      </w:r>
-      <w:proofErr w:type="gramStart"/>
-      <w:r>
-        <w:rPr>
-          <w:rFonts w:ascii="NanGuo Heiti Pinyin 1" w:eastAsia="NanGuo Heiti Pinyin 1" w:hAnsi="NanGuo Heiti Pinyin 1"/>
-          <w:u w:val="single"/>
-        </w:rPr>
-        <w:t>2</w:t>
-      </w:r>
-      <w:r>
-        <w:rPr>
-          <w:rFonts w:ascii="NanGuo Heiti Pinyin 1" w:eastAsia="NanGuo Heiti Pinyin 1" w:hAnsi="NanGuo Heiti Pinyin 1"/>
-          <w:u w:val="single"/>
-        </w:rPr>
-        <w:t xml:space="preserve"> </w:t>
-      </w:r>
-      <w:r>
-        <w:rPr>
           <w:rFonts w:ascii="NanGuo Heiti Pinyin 2" w:eastAsia="NanGuo Heiti Pinyin 2" w:hAnsi="NanGuo Heiti Pinyin 2"/>
           <w:u w:val="single"/>
         </w:rPr>
-        <w:t xml:space="preserve"> font</w:t>
-      </w:r>
-      <w:proofErr w:type="gramEnd"/>
+        <w:t xml:space="preserve">Heiti 2 </w:t>
+      </w:r>
       <w:r>
         <w:rPr>
           <w:rFonts w:ascii="NanGuo Heiti Pinyin 2" w:eastAsia="NanGuo Heiti Pinyin 2" w:hAnsi="NanGuo Heiti Pinyin 2"/>
           <w:u w:val="single"/>
         </w:rPr>
-        <w:t>:  </w:t>
+        <w:t xml:space="preserve"> font:  </w:t>
       </w:r>
       <w:r>
         <w:rPr>
@@ -155,7 +130,14 @@
           <w:rFonts w:ascii="NanGuo Heiti Pinyin 2" w:eastAsia="NanGuo Heiti Pinyin 2" w:hAnsi="NanGuo Heiti Pinyin 2"/>
           <w:u w:val="single"/>
         </w:rPr>
-        <w:t>呵和啊哪差恶着与么得中长三不床装</w:t>
+        <w:t>银行</w:t>
+      </w:r>
+      <w:r>
+        <w:rPr>
+          <w:rFonts w:ascii="NanGuo Heiti Pinyin 2" w:eastAsia="NanGuo Heiti Pinyin 2" w:hAnsi="NanGuo Heiti Pinyin 2"/>
+          <w:u w:val="single"/>
+        </w:rPr>
+        <w:t>了解衣服呵和啊哪差恶着与么得中长三不床装</w:t>
       </w:r>
     </w:p>
     <w:p>
@@ -164,46 +146,44 @@
           <w:tab w:val="left" w:pos="1710"/>
         </w:tabs>
         <w:rPr>
-          <w:rFonts w:ascii="NanGuo Songti Pinyin 2" w:eastAsia="NanGuo Songti Pinyin 1" w:hAnsi="NanGuo Songti Pinyin 2" w:hint="eastAsia"/>
+          <w:rFonts w:ascii="NanGuo Songti Pinyin 2" w:eastAsia="NanGuo Songti Pinyin 2" w:hAnsi="NanGuo Songti Pinyin 2"/>
           <w:u w:val="single"/>
         </w:rPr>
       </w:pPr>
-      <w:proofErr w:type="spellStart"/>
-      <w:r>
-        <w:rPr>
-          <w:rFonts w:ascii="NanGuo Songti Pinyin 1" w:eastAsia="NanGuo Songti Pinyin 1" w:hAnsi="NanGuo Songti Pinyin 1"/>
-          <w:u w:val="single"/>
-        </w:rPr>
-        <w:t>Songti</w:t>
-      </w:r>
-      <w:proofErr w:type="spellEnd"/>
-      <w:r>
-        <w:rPr>
-          <w:rFonts w:ascii="NanGuo Songti Pinyin 1" w:eastAsia="NanGuo Songti Pinyin 1" w:hAnsi="NanGuo Songti Pinyin 1"/>
-          <w:u w:val="single"/>
-        </w:rPr>
-        <w:t xml:space="preserve"> 2</w:t>
-      </w:r>
-      <w:r>
-        <w:rPr>
-          <w:rFonts w:ascii="NanGuo Songti Pinyin 2" w:eastAsia="NanGuo Songti Pinyin 1" w:hAnsi="NanGuo Songti Pinyin 2"/>
+      <w:r>
+        <w:rPr>
+          <w:rFonts w:ascii="NanGuo Songti Pinyin 2" w:eastAsia="NanGuo Songti Pinyin 2" w:hAnsi="NanGuo Songti Pinyin 2"/>
+          <w:u w:val="single"/>
+        </w:rPr>
+        <w:t>Songti 2</w:t>
+      </w:r>
+      <w:r>
+        <w:rPr>
+          <w:rFonts w:ascii="NanGuo Songti Pinyin 2" w:eastAsia="NanGuo Songti Pinyin 2" w:hAnsi="NanGuo Songti Pinyin 2"/>
           <w:u w:val="single"/>
         </w:rPr>
         <w:t xml:space="preserve"> font:  </w:t>
       </w:r>
       <w:r>
         <w:rPr>
-          <w:rFonts w:ascii="NanGuo Songti Pinyin 2" w:eastAsia="NanGuo Songti Pinyin 1" w:hAnsi="NanGuo Songti Pinyin 2"/>
+          <w:rFonts w:ascii="NanGuo Songti Pinyin 2" w:eastAsia="NanGuo Songti Pinyin 2" w:hAnsi="NanGuo Songti Pinyin 2"/>
           <w:u w:val="single"/>
         </w:rPr>
         <w:tab/>
       </w:r>
       <w:r>
         <w:rPr>
-          <w:rFonts w:ascii="NanGuo Songti Pinyin 2" w:eastAsia="NanGuo Songti Pinyin 1" w:hAnsi="NanGuo Songti Pinyin 2" w:cs="Microsoft YaHei"/>
-          <w:u w:val="single"/>
-        </w:rPr>
-        <w:t>呵和啊哪差恶着与么得中长三不床装</w:t>
+          <w:rFonts w:ascii="NanGuo Songti Pinyin 2" w:eastAsia="NanGuo Songti Pinyin 2" w:hAnsi="NanGuo Songti Pinyin 2"/>
+          <w:u w:val="single"/>
+        </w:rPr>
+        <w:t>银行</w:t>
+      </w:r>
+      <w:r>
+        <w:rPr>
+          <w:rFonts w:ascii="NanGuo Songti Pinyin 2" w:eastAsia="NanGuo Songti Pinyin 2" w:hAnsi="NanGuo Songti Pinyin 2" w:cs="Microsoft YaHei"/>
+          <w:u w:val="single"/>
+        </w:rPr>
+        <w:t>了解衣服呵和啊哪差恶着与么得中长三不床装</w:t>
       </w:r>
     </w:p>
     <w:p>
@@ -218,7 +198,7 @@
       </w:pPr>
       <w:r>
         <w:rPr>
-          <w:rFonts w:ascii="NanGuo Heiti Pinyin 1" w:eastAsia="NanGuo Heiti Pinyin 1" w:hAnsi="NanGuo Heiti Pinyin 1"/>
+          <w:rFonts w:ascii="NanGuo Heiti Pinyin 3" w:eastAsia="NanGuo Heiti Pinyin 3" w:hAnsi="NanGuo Heiti Pinyin 3"/>
           <w:u w:val="single"/>
         </w:rPr>
         <w:t xml:space="preserve">Heiti </w:t>
@@ -242,7 +222,7 @@
           <w:rFonts w:ascii="NanGuo Heiti Pinyin 3" w:eastAsia="NanGuo Heiti Pinyin 3" w:hAnsi="NanGuo Heiti Pinyin 3"/>
           <w:u w:val="single"/>
         </w:rPr>
-        <w:t>呵和啊哪差恶着与么得中长三不床装</w:t>
+        <w:t>银行了解衣服呵和啊哪差恶着与么得中长三不床装</w:t>
       </w:r>
     </w:p>
     <w:p>
@@ -255,27 +235,18 @@
           <w:u w:val="single"/>
         </w:rPr>
       </w:pPr>
-      <w:proofErr w:type="spellStart"/>
-      <w:r>
-        <w:rPr>
-          <w:rFonts w:ascii="NanGuo Songti Pinyin 1" w:eastAsia="NanGuo Songti Pinyin 1" w:hAnsi="NanGuo Songti Pinyin 1"/>
-          <w:u w:val="single"/>
-        </w:rPr>
-        <w:t>Songti</w:t>
-      </w:r>
-      <w:proofErr w:type="spellEnd"/>
-      <w:r>
-        <w:rPr>
-          <w:rFonts w:ascii="NanGuo Songti Pinyin 1" w:eastAsia="NanGuo Songti Pinyin 1" w:hAnsi="NanGuo Songti Pinyin 1"/>
-          <w:u w:val="single"/>
-        </w:rPr>
-        <w:t xml:space="preserve"> 3</w:t>
-      </w:r>
       <w:r>
         <w:rPr>
           <w:rFonts w:ascii="NanGuo Songti Pinyin 3" w:eastAsia="NanGuo Songti Pinyin 3" w:hAnsi="NanGuo Songti Pinyin 3"/>
           <w:u w:val="single"/>
         </w:rPr>
+        <w:t>Songti 3</w:t>
+      </w:r>
+      <w:r>
+        <w:rPr>
+          <w:rFonts w:ascii="NanGuo Songti Pinyin 3" w:eastAsia="NanGuo Songti Pinyin 3" w:hAnsi="NanGuo Songti Pinyin 3"/>
+          <w:u w:val="single"/>
+        </w:rPr>
         <w:t xml:space="preserve"> font:  </w:t>
       </w:r>
       <w:r>
@@ -290,7 +261,7 @@
           <w:rFonts w:ascii="NanGuo Songti Pinyin 3" w:eastAsia="NanGuo Songti Pinyin 3" w:hAnsi="NanGuo Songti Pinyin 3"/>
           <w:u w:val="single"/>
         </w:rPr>
-        <w:t>呵和啊哪差恶着与么得中长三不床装</w:t>
+        <w:t>银行了解衣服呵和啊哪差恶着与么得中长三不床装</w:t>
       </w:r>
     </w:p>
     <w:p>
@@ -305,7 +276,7 @@
       </w:pPr>
       <w:r>
         <w:rPr>
-          <w:rFonts w:ascii="NanGuo Heiti Pinyin 1" w:eastAsia="NanGuo Heiti Pinyin 1" w:hAnsi="NanGuo Heiti Pinyin 1"/>
+          <w:rFonts w:ascii="NanGuo Heiti Pinyin 4" w:eastAsia="NanGuo Heiti Pinyin 4" w:hAnsi="NanGuo Heiti Pinyin 4"/>
           <w:u w:val="single"/>
         </w:rPr>
         <w:t xml:space="preserve">Heiti </w:t>
@@ -336,7 +307,7 @@
           <w:rFonts w:ascii="NanGuo Heiti Pinyin 4" w:eastAsia="NanGuo Heiti Pinyin 4" w:hAnsi="NanGuo Heiti Pinyin 4"/>
           <w:u w:val="single"/>
         </w:rPr>
-        <w:t>呵和啊哪差恶着与么得中长三不床装</w:t>
+        <w:t>银行了解衣服呵和啊哪差恶着与么得中长三不床装</w:t>
       </w:r>
     </w:p>
     <w:p>
@@ -349,27 +320,18 @@
           <w:u w:val="single"/>
         </w:rPr>
       </w:pPr>
-      <w:proofErr w:type="spellStart"/>
-      <w:r>
-        <w:rPr>
-          <w:rFonts w:ascii="NanGuo Songti Pinyin 1" w:eastAsia="NanGuo Songti Pinyin 1" w:hAnsi="NanGuo Songti Pinyin 1"/>
-          <w:u w:val="single"/>
-        </w:rPr>
-        <w:t>Songti</w:t>
-      </w:r>
-      <w:proofErr w:type="spellEnd"/>
-      <w:r>
-        <w:rPr>
-          <w:rFonts w:ascii="NanGuo Songti Pinyin 1" w:eastAsia="NanGuo Songti Pinyin 1" w:hAnsi="NanGuo Songti Pinyin 1"/>
-          <w:u w:val="single"/>
-        </w:rPr>
-        <w:t xml:space="preserve"> 4</w:t>
-      </w:r>
       <w:r>
         <w:rPr>
           <w:rFonts w:ascii="NanGuo Songti Pinyin 4" w:eastAsia="NanGuo Songti Pinyin 4" w:hAnsi="NanGuo Songti Pinyin 4"/>
           <w:u w:val="single"/>
         </w:rPr>
+        <w:t>Songti 4</w:t>
+      </w:r>
+      <w:r>
+        <w:rPr>
+          <w:rFonts w:ascii="NanGuo Songti Pinyin 4" w:eastAsia="NanGuo Songti Pinyin 4" w:hAnsi="NanGuo Songti Pinyin 4"/>
+          <w:u w:val="single"/>
+        </w:rPr>
         <w:t xml:space="preserve"> font:  </w:t>
       </w:r>
       <w:r>
@@ -384,7 +346,7 @@
           <w:rFonts w:ascii="NanGuo Songti Pinyin 4" w:eastAsia="NanGuo Songti Pinyin 4" w:hAnsi="NanGuo Songti Pinyin 4"/>
           <w:u w:val="single"/>
         </w:rPr>
-        <w:t>呵和啊哪差恶着与么得中长三不床装</w:t>
+        <w:t>银行了解衣服呵和啊哪差恶着与么得中长三不床装</w:t>
       </w:r>
     </w:p>
     <w:p>
@@ -423,7 +385,7 @@
           <w:rFonts w:ascii="NanGuo Heiti Pinyin 5" w:eastAsia="NanGuo Heiti Pinyin 5" w:hAnsi="NanGuo Heiti Pinyin 5"/>
           <w:u w:val="single"/>
         </w:rPr>
-        <w:t>呵和啊哪差恶着与么得中长三不床装</w:t>
+        <w:t>银行了解衣服呵和啊哪差恶着与么得中长三不床装</w:t>
       </w:r>
     </w:p>
     <w:p>
@@ -436,42 +398,33 @@
           <w:u w:val="single"/>
         </w:rPr>
       </w:pPr>
-      <w:proofErr w:type="spellStart"/>
       <w:r>
         <w:rPr>
           <w:rFonts w:ascii="NanGuo Songti Pinyin 5" w:eastAsia="NanGuo Songti Pinyin 5" w:hAnsi="NanGuo Songti Pinyin 5"/>
           <w:u w:val="single"/>
         </w:rPr>
-        <w:t>Songti</w:t>
-      </w:r>
-      <w:proofErr w:type="spellEnd"/>
+        <w:t>Songti 5</w:t>
+      </w:r>
       <w:r>
         <w:rPr>
           <w:rFonts w:ascii="NanGuo Songti Pinyin 5" w:eastAsia="NanGuo Songti Pinyin 5" w:hAnsi="NanGuo Songti Pinyin 5"/>
           <w:u w:val="single"/>
         </w:rPr>
-        <w:t xml:space="preserve"> 5</w:t>
+        <w:t xml:space="preserve"> font:  </w:t>
       </w:r>
       <w:r>
         <w:rPr>
           <w:rFonts w:ascii="NanGuo Songti Pinyin 5" w:eastAsia="NanGuo Songti Pinyin 5" w:hAnsi="NanGuo Songti Pinyin 5"/>
           <w:u w:val="single"/>
         </w:rPr>
-        <w:t xml:space="preserve"> font:  </w:t>
+        <w:tab/>
       </w:r>
       <w:r>
         <w:rPr>
           <w:rFonts w:ascii="NanGuo Songti Pinyin 5" w:eastAsia="NanGuo Songti Pinyin 5" w:hAnsi="NanGuo Songti Pinyin 5"/>
           <w:u w:val="single"/>
         </w:rPr>
-        <w:tab/>
-      </w:r>
-      <w:r>
-        <w:rPr>
-          <w:rFonts w:ascii="NanGuo Songti Pinyin 5" w:eastAsia="NanGuo Songti Pinyin 5" w:hAnsi="NanGuo Songti Pinyin 5"/>
-          <w:u w:val="single"/>
-        </w:rPr>
-        <w:t>呵和啊哪差恶着与么得中长三不床装</w:t>
+        <w:t>银行了解衣服呵和啊哪差恶着与么得中长三不床装</w:t>
       </w:r>
     </w:p>
     <w:p>
@@ -510,7 +463,7 @@
           <w:rFonts w:ascii="NanGuo Heiti Pinyin 6" w:eastAsia="NanGuo Heiti Pinyin 6" w:hAnsi="NanGuo Heiti Pinyin 6"/>
           <w:u w:val="single"/>
         </w:rPr>
-        <w:t>呵和啊哪差恶着与么得中长三不床装</w:t>
+        <w:t>银行了解衣服呵和啊哪差恶着与么得中长三不床装</w:t>
       </w:r>
     </w:p>
     <w:p>
@@ -523,35 +476,26 @@
           <w:u w:val="single"/>
         </w:rPr>
       </w:pPr>
-      <w:proofErr w:type="spellStart"/>
       <w:r>
         <w:rPr>
           <w:rFonts w:ascii="NanGuo Songti Pinyin 6" w:eastAsia="NanGuo Songti Pinyin 6" w:hAnsi="NanGuo Songti Pinyin 6"/>
           <w:u w:val="single"/>
         </w:rPr>
-        <w:t>Songti</w:t>
-      </w:r>
-      <w:proofErr w:type="spellEnd"/>
+        <w:t>Songti 6 font:  </w:t>
+      </w:r>
       <w:r>
         <w:rPr>
           <w:rFonts w:ascii="NanGuo Songti Pinyin 6" w:eastAsia="NanGuo Songti Pinyin 6" w:hAnsi="NanGuo Songti Pinyin 6"/>
           <w:u w:val="single"/>
         </w:rPr>
-        <w:t xml:space="preserve"> 6 font:  </w:t>
+        <w:tab/>
       </w:r>
       <w:r>
         <w:rPr>
           <w:rFonts w:ascii="NanGuo Songti Pinyin 6" w:eastAsia="NanGuo Songti Pinyin 6" w:hAnsi="NanGuo Songti Pinyin 6"/>
           <w:u w:val="single"/>
         </w:rPr>
-        <w:tab/>
-      </w:r>
-      <w:r>
-        <w:rPr>
-          <w:rFonts w:ascii="NanGuo Songti Pinyin 6" w:eastAsia="NanGuo Songti Pinyin 6" w:hAnsi="NanGuo Songti Pinyin 6"/>
-          <w:u w:val="single"/>
-        </w:rPr>
-        <w:t>呵和啊哪差恶着与么得中长三不床装</w:t>
+        <w:t>银行了解衣服呵和啊哪差恶着与么得中长三不床装</w:t>
       </w:r>
     </w:p>
     <w:p>
@@ -1823,23 +1767,6 @@
 </file>
 
 <file path=customXml/item1.xml><?xml version="1.0" encoding="utf-8"?>
-<p:properties xmlns:p="http://schemas.microsoft.com/office/2006/metadata/properties" xmlns:xsi="http://www.w3.org/2001/XMLSchema-instance" xmlns:pc="http://schemas.microsoft.com/office/infopath/2007/PartnerControls">
-  <documentManagement>
-    <_activity xmlns="6da72884-510c-49e3-88e0-b3f6a1ebad63" xsi:nil="true"/>
-  </documentManagement>
-</p:properties>
-</file>
-
-<file path=customXml/item2.xml><?xml version="1.0" encoding="utf-8"?>
-<?mso-contentType ?>
-<FormTemplates xmlns="http://schemas.microsoft.com/sharepoint/v3/contenttype/forms">
-  <Display>DocumentLibraryForm</Display>
-  <Edit>DocumentLibraryForm</Edit>
-  <New>DocumentLibraryForm</New>
-</FormTemplates>
-</file>
-
-<file path=customXml/item3.xml><?xml version="1.0" encoding="utf-8"?>
 <ct:contentTypeSchema xmlns:ct="http://schemas.microsoft.com/office/2006/metadata/contentType" xmlns:ma="http://schemas.microsoft.com/office/2006/metadata/properties/metaAttributes" ct:_="" ma:_="" ma:contentTypeName="Tài liệu" ma:contentTypeID="0x010100FB8942022A1D5540ADC2D3A82BBEFEC9" ma:contentTypeVersion="13" ma:contentTypeDescription="Tạo tài liệu mới." ma:contentTypeScope="" ma:versionID="aafb81bc7abf1a53f332379a8a724853">
   <xsd:schema xmlns:xsd="http://www.w3.org/2001/XMLSchema" xmlns:xs="http://www.w3.org/2001/XMLSchema" xmlns:p="http://schemas.microsoft.com/office/2006/metadata/properties" xmlns:ns3="6da72884-510c-49e3-88e0-b3f6a1ebad63" targetNamespace="http://schemas.microsoft.com/office/2006/metadata/properties" ma:root="true" ma:fieldsID="4248bfc9b430a5def6b11cdc90af5bb3" ns3:_="">
     <xsd:import namespace="6da72884-510c-49e3-88e0-b3f6a1ebad63"/>
@@ -2039,25 +1966,24 @@
 </ct:contentTypeSchema>
 </file>
 
-<file path=customXml/itemProps1.xml><?xml version="1.0" encoding="utf-8"?>
-<ds:datastoreItem xmlns:ds="http://schemas.openxmlformats.org/officeDocument/2006/customXml" ds:itemID="{7FC9E56C-3932-4FED-8CF6-D37FDF90084E}">
-  <ds:schemaRefs>
-    <ds:schemaRef ds:uri="http://schemas.microsoft.com/office/2006/metadata/properties"/>
-    <ds:schemaRef ds:uri="http://schemas.microsoft.com/office/infopath/2007/PartnerControls"/>
-    <ds:schemaRef ds:uri="6da72884-510c-49e3-88e0-b3f6a1ebad63"/>
-  </ds:schemaRefs>
-</ds:datastoreItem>
+<file path=customXml/item2.xml><?xml version="1.0" encoding="utf-8"?>
+<?mso-contentType ?>
+<FormTemplates xmlns="http://schemas.microsoft.com/sharepoint/v3/contenttype/forms">
+  <Display>DocumentLibraryForm</Display>
+  <Edit>DocumentLibraryForm</Edit>
+  <New>DocumentLibraryForm</New>
+</FormTemplates>
 </file>
 
-<file path=customXml/itemProps2.xml><?xml version="1.0" encoding="utf-8"?>
-<ds:datastoreItem xmlns:ds="http://schemas.openxmlformats.org/officeDocument/2006/customXml" ds:itemID="{45017639-A5CE-4543-8C8E-984D702BD05C}">
-  <ds:schemaRefs>
-    <ds:schemaRef ds:uri="http://schemas.microsoft.com/sharepoint/v3/contenttype/forms"/>
-  </ds:schemaRefs>
-</ds:datastoreItem>
+<file path=customXml/item3.xml><?xml version="1.0" encoding="utf-8"?>
+<p:properties xmlns:p="http://schemas.microsoft.com/office/2006/metadata/properties" xmlns:xsi="http://www.w3.org/2001/XMLSchema-instance" xmlns:pc="http://schemas.microsoft.com/office/infopath/2007/PartnerControls">
+  <documentManagement>
+    <_activity xmlns="6da72884-510c-49e3-88e0-b3f6a1ebad63" xsi:nil="true"/>
+  </documentManagement>
+</p:properties>
 </file>
 
-<file path=customXml/itemProps3.xml><?xml version="1.0" encoding="utf-8"?>
+<file path=customXml/itemProps1.xml><?xml version="1.0" encoding="utf-8"?>
 <ds:datastoreItem xmlns:ds="http://schemas.openxmlformats.org/officeDocument/2006/customXml" ds:itemID="{018FEA2C-DF35-463A-A19F-DEE3A8C22081}">
   <ds:schemaRefs>
     <ds:schemaRef ds:uri="http://schemas.microsoft.com/office/2006/metadata/contentType"/>
@@ -2075,6 +2001,24 @@
 </ds:datastoreItem>
 </file>
 
+<file path=customXml/itemProps2.xml><?xml version="1.0" encoding="utf-8"?>
+<ds:datastoreItem xmlns:ds="http://schemas.openxmlformats.org/officeDocument/2006/customXml" ds:itemID="{45017639-A5CE-4543-8C8E-984D702BD05C}">
+  <ds:schemaRefs>
+    <ds:schemaRef ds:uri="http://schemas.microsoft.com/sharepoint/v3/contenttype/forms"/>
+  </ds:schemaRefs>
+</ds:datastoreItem>
+</file>
+
+<file path=customXml/itemProps3.xml><?xml version="1.0" encoding="utf-8"?>
+<ds:datastoreItem xmlns:ds="http://schemas.openxmlformats.org/officeDocument/2006/customXml" ds:itemID="{7FC9E56C-3932-4FED-8CF6-D37FDF90084E}">
+  <ds:schemaRefs>
+    <ds:schemaRef ds:uri="http://schemas.microsoft.com/office/2006/metadata/properties"/>
+    <ds:schemaRef ds:uri="http://schemas.microsoft.com/office/infopath/2007/PartnerControls"/>
+    <ds:schemaRef ds:uri="6da72884-510c-49e3-88e0-b3f6a1ebad63"/>
+  </ds:schemaRefs>
+</ds:datastoreItem>
+</file>
+
 <file path=docMetadata/LabelInfo.xml><?xml version="1.0" encoding="utf-8"?>
 <clbl:labelList xmlns:clbl="http://schemas.microsoft.com/office/2020/mipLabelMetadata">
   <clbl:label id="{d43d7b87-367a-4e2c-9e40-9ded6a42bf83}" enabled="0" method="" siteId="{d43d7b87-367a-4e2c-9e40-9ded6a42bf83}" removed="1"/>
